--- a/deliverables/PeopleSystemModel.docx
+++ b/deliverables/PeopleSystemModel.docx
@@ -283,12 +283,12 @@
           <wp:inline distB="0" distT="0" distL="0" distR="0">
             <wp:extent cx="5033072" cy="5702771"/>
             <wp:effectExtent b="0" l="0" r="0" t="0"/>
-            <wp:docPr id="3" name="image7.png"/>
+            <wp:docPr id="3" name="image8.png"/>
             <a:graphic>
               <a:graphicData uri="http://schemas.openxmlformats.org/drawingml/2006/picture">
                 <pic:pic>
                   <pic:nvPicPr>
-                    <pic:cNvPr id="0" name="image7.png"/>
+                    <pic:cNvPr id="0" name="image8.png"/>
                     <pic:cNvPicPr preferRelativeResize="0"/>
                   </pic:nvPicPr>
                   <pic:blipFill>
@@ -1732,12 +1732,12 @@
           <wp:inline distB="114300" distT="114300" distL="114300" distR="114300">
             <wp:extent cx="5815278" cy="3336255"/>
             <wp:effectExtent b="0" l="0" r="0" t="0"/>
-            <wp:docPr id="5" name="image11.png"/>
+            <wp:docPr id="5" name="image16.png"/>
             <a:graphic>
               <a:graphicData uri="http://schemas.openxmlformats.org/drawingml/2006/picture">
                 <pic:pic>
                   <pic:nvPicPr>
-                    <pic:cNvPr id="0" name="image11.png"/>
+                    <pic:cNvPr id="0" name="image16.png"/>
                     <pic:cNvPicPr preferRelativeResize="0"/>
                   </pic:nvPicPr>
                   <pic:blipFill>
@@ -1855,7 +1855,7 @@
         <w:rPr>
           <w:rtl w:val="0"/>
         </w:rPr>
-        <w:t xml:space="preserve">UC-02 — Tạo Checkout và đặt hàng</w:t>
+        <w:t xml:space="preserve"> UC-02 — Tạo Checkout và đặt hàng</w:t>
       </w:r>
     </w:p>
     <w:tbl>
@@ -3725,12 +3725,12 @@
           <wp:inline distB="114300" distT="114300" distL="114300" distR="114300">
             <wp:extent cx="5731200" cy="3695700"/>
             <wp:effectExtent b="0" l="0" r="0" t="0"/>
-            <wp:docPr id="7" name="image22.png"/>
+            <wp:docPr id="7" name="image19.png"/>
             <a:graphic>
               <a:graphicData uri="http://schemas.openxmlformats.org/drawingml/2006/picture">
                 <pic:pic>
                   <pic:nvPicPr>
-                    <pic:cNvPr id="0" name="image22.png"/>
+                    <pic:cNvPr id="0" name="image19.png"/>
                     <pic:cNvPicPr preferRelativeResize="0"/>
                   </pic:nvPicPr>
                   <pic:blipFill>
@@ -5282,12 +5282,12 @@
           <wp:inline distB="114300" distT="114300" distL="114300" distR="114300">
             <wp:extent cx="5731200" cy="2768600"/>
             <wp:effectExtent b="0" l="0" r="0" t="0"/>
-            <wp:docPr id="6" name="image19.png"/>
+            <wp:docPr id="6" name="image4.png"/>
             <a:graphic>
               <a:graphicData uri="http://schemas.openxmlformats.org/drawingml/2006/picture">
                 <pic:pic>
                   <pic:nvPicPr>
-                    <pic:cNvPr id="0" name="image19.png"/>
+                    <pic:cNvPr id="0" name="image4.png"/>
                     <pic:cNvPicPr preferRelativeResize="0"/>
                   </pic:nvPicPr>
                   <pic:blipFill>
@@ -5377,12 +5377,12 @@
           <wp:inline distB="114300" distT="114300" distL="114300" distR="114300">
             <wp:extent cx="5757863" cy="2938622"/>
             <wp:effectExtent b="0" l="0" r="0" t="0"/>
-            <wp:docPr id="9" name="image21.png"/>
+            <wp:docPr id="9" name="image13.png"/>
             <a:graphic>
               <a:graphicData uri="http://schemas.openxmlformats.org/drawingml/2006/picture">
                 <pic:pic>
                   <pic:nvPicPr>
-                    <pic:cNvPr id="0" name="image21.png"/>
+                    <pic:cNvPr id="0" name="image13.png"/>
                     <pic:cNvPicPr preferRelativeResize="0"/>
                   </pic:nvPicPr>
                   <pic:blipFill>
@@ -7367,12 +7367,12 @@
           <wp:inline distB="114300" distT="114300" distL="114300" distR="114300">
             <wp:extent cx="5731200" cy="3568700"/>
             <wp:effectExtent b="0" l="0" r="0" t="0"/>
-            <wp:docPr id="10" name="image6.png"/>
+            <wp:docPr id="10" name="image21.png"/>
             <a:graphic>
               <a:graphicData uri="http://schemas.openxmlformats.org/drawingml/2006/picture">
                 <pic:pic>
                   <pic:nvPicPr>
-                    <pic:cNvPr id="0" name="image6.png"/>
+                    <pic:cNvPr id="0" name="image21.png"/>
                     <pic:cNvPicPr preferRelativeResize="0"/>
                   </pic:nvPicPr>
                   <pic:blipFill>
@@ -8437,12 +8437,12 @@
           <wp:inline distB="114300" distT="114300" distL="114300" distR="114300">
             <wp:extent cx="5710238" cy="3894195"/>
             <wp:effectExtent b="0" l="0" r="0" t="0"/>
-            <wp:docPr id="15" name="image12.png"/>
+            <wp:docPr id="15" name="image6.png"/>
             <a:graphic>
               <a:graphicData uri="http://schemas.openxmlformats.org/drawingml/2006/picture">
                 <pic:pic>
                   <pic:nvPicPr>
-                    <pic:cNvPr id="0" name="image12.png"/>
+                    <pic:cNvPr id="0" name="image6.png"/>
                     <pic:cNvPicPr preferRelativeResize="0"/>
                   </pic:nvPicPr>
                   <pic:blipFill>
@@ -9510,12 +9510,12 @@
           <wp:inline distB="114300" distT="114300" distL="114300" distR="114300">
             <wp:extent cx="5785026" cy="2339008"/>
             <wp:effectExtent b="0" l="0" r="0" t="0"/>
-            <wp:docPr id="13" name="image15.png"/>
+            <wp:docPr id="13" name="image3.png"/>
             <a:graphic>
               <a:graphicData uri="http://schemas.openxmlformats.org/drawingml/2006/picture">
                 <pic:pic>
                   <pic:nvPicPr>
-                    <pic:cNvPr id="0" name="image15.png"/>
+                    <pic:cNvPr id="0" name="image3.png"/>
                     <pic:cNvPicPr preferRelativeResize="0"/>
                   </pic:nvPicPr>
                   <pic:blipFill>
@@ -10064,7 +10064,7 @@
             </w:pPr>
             <w:sdt>
               <w:sdtPr>
-                <w:id w:val="-1509941424"/>
+                <w:id w:val="-2136787125"/>
                 <w:tag w:val="goog_rdk_0"/>
               </w:sdtPr>
               <w:sdtContent>
@@ -10261,7 +10261,7 @@
       </w:pPr>
       <w:sdt>
         <w:sdtPr>
-          <w:id w:val="-48104608"/>
+          <w:id w:val="-628094588"/>
           <w:tag w:val="goog_rdk_1"/>
         </w:sdtPr>
         <w:sdtContent>
@@ -11069,12 +11069,12 @@
           <wp:inline distB="114300" distT="114300" distL="114300" distR="114300">
             <wp:extent cx="5757863" cy="3583802"/>
             <wp:effectExtent b="0" l="0" r="0" t="0"/>
-            <wp:docPr id="11" name="image17.png"/>
+            <wp:docPr id="11" name="image15.png"/>
             <a:graphic>
               <a:graphicData uri="http://schemas.openxmlformats.org/drawingml/2006/picture">
                 <pic:pic>
                   <pic:nvPicPr>
-                    <pic:cNvPr id="0" name="image17.png"/>
+                    <pic:cNvPr id="0" name="image15.png"/>
                     <pic:cNvPicPr preferRelativeResize="0"/>
                   </pic:nvPicPr>
                   <pic:blipFill>
@@ -12185,7 +12185,7 @@
       </w:pPr>
       <w:sdt>
         <w:sdtPr>
-          <w:id w:val="-373448275"/>
+          <w:id w:val="-1766200273"/>
           <w:tag w:val="goog_rdk_2"/>
         </w:sdtPr>
         <w:sdtContent>
@@ -12643,12 +12643,12 @@
           <wp:inline distB="114300" distT="114300" distL="114300" distR="114300">
             <wp:extent cx="5862518" cy="3281363"/>
             <wp:effectExtent b="0" l="0" r="0" t="0"/>
-            <wp:docPr id="12" name="image8.png"/>
+            <wp:docPr id="12" name="image22.png"/>
             <a:graphic>
               <a:graphicData uri="http://schemas.openxmlformats.org/drawingml/2006/picture">
                 <pic:pic>
                   <pic:nvPicPr>
-                    <pic:cNvPr id="0" name="image8.png"/>
+                    <pic:cNvPr id="0" name="image22.png"/>
                     <pic:cNvPicPr preferRelativeResize="0"/>
                   </pic:nvPicPr>
                   <pic:blipFill>
@@ -14262,7 +14262,7 @@
       </w:r>
       <w:sdt>
         <w:sdtPr>
-          <w:id w:val="-390112200"/>
+          <w:id w:val="899314804"/>
           <w:tag w:val="goog_rdk_3"/>
         </w:sdtPr>
         <w:sdtContent>
@@ -14667,7 +14667,7 @@
             </w:pPr>
             <w:sdt>
               <w:sdtPr>
-                <w:id w:val="-1084313903"/>
+                <w:id w:val="1273126144"/>
                 <w:tag w:val="goog_rdk_4"/>
               </w:sdtPr>
               <w:sdtContent>
@@ -14737,7 +14737,7 @@
             </w:pPr>
             <w:sdt>
               <w:sdtPr>
-                <w:id w:val="1529102088"/>
+                <w:id w:val="-781461983"/>
                 <w:tag w:val="goog_rdk_5"/>
               </w:sdtPr>
               <w:sdtContent>
@@ -14878,7 +14878,7 @@
             </w:pPr>
             <w:sdt>
               <w:sdtPr>
-                <w:id w:val="69593803"/>
+                <w:id w:val="-1232331"/>
                 <w:tag w:val="goog_rdk_6"/>
               </w:sdtPr>
               <w:sdtContent>
@@ -14979,7 +14979,7 @@
             </w:pPr>
             <w:sdt>
               <w:sdtPr>
-                <w:id w:val="698519893"/>
+                <w:id w:val="-451081469"/>
                 <w:tag w:val="goog_rdk_7"/>
               </w:sdtPr>
               <w:sdtContent>
@@ -15091,7 +15091,7 @@
             </w:pPr>
             <w:sdt>
               <w:sdtPr>
-                <w:id w:val="-2008694187"/>
+                <w:id w:val="2043714529"/>
                 <w:tag w:val="goog_rdk_8"/>
               </w:sdtPr>
               <w:sdtContent>
@@ -15288,7 +15288,7 @@
             </w:pPr>
             <w:sdt>
               <w:sdtPr>
-                <w:id w:val="1335219512"/>
+                <w:id w:val="29544668"/>
                 <w:tag w:val="goog_rdk_9"/>
               </w:sdtPr>
               <w:sdtContent>
@@ -15331,7 +15331,7 @@
             </w:pPr>
             <w:sdt>
               <w:sdtPr>
-                <w:id w:val="960888290"/>
+                <w:id w:val="982626265"/>
                 <w:tag w:val="goog_rdk_10"/>
               </w:sdtPr>
               <w:sdtContent>
@@ -15529,7 +15529,7 @@
             </w:pPr>
             <w:sdt>
               <w:sdtPr>
-                <w:id w:val="-1354151713"/>
+                <w:id w:val="1027343354"/>
                 <w:tag w:val="goog_rdk_11"/>
               </w:sdtPr>
               <w:sdtContent>
@@ -15571,7 +15571,7 @@
             </w:pPr>
             <w:sdt>
               <w:sdtPr>
-                <w:id w:val="-545972585"/>
+                <w:id w:val="-774696515"/>
                 <w:tag w:val="goog_rdk_12"/>
               </w:sdtPr>
               <w:sdtContent>
@@ -15741,7 +15741,7 @@
             </w:pPr>
             <w:sdt>
               <w:sdtPr>
-                <w:id w:val="1889174394"/>
+                <w:id w:val="-1229177298"/>
                 <w:tag w:val="goog_rdk_13"/>
               </w:sdtPr>
               <w:sdtContent>
@@ -15784,7 +15784,7 @@
             </w:pPr>
             <w:sdt>
               <w:sdtPr>
-                <w:id w:val="-2110789117"/>
+                <w:id w:val="1414157946"/>
                 <w:tag w:val="goog_rdk_14"/>
               </w:sdtPr>
               <w:sdtContent>
@@ -15967,7 +15967,7 @@
             </w:pPr>
             <w:sdt>
               <w:sdtPr>
-                <w:id w:val="-2092726642"/>
+                <w:id w:val="-1099734565"/>
                 <w:tag w:val="goog_rdk_15"/>
               </w:sdtPr>
               <w:sdtContent>
@@ -16164,7 +16164,7 @@
             </w:pPr>
             <w:sdt>
               <w:sdtPr>
-                <w:id w:val="244041743"/>
+                <w:id w:val="1384177881"/>
                 <w:tag w:val="goog_rdk_16"/>
               </w:sdtPr>
               <w:sdtContent>
@@ -16418,7 +16418,7 @@
             </w:pPr>
             <w:sdt>
               <w:sdtPr>
-                <w:id w:val="266572188"/>
+                <w:id w:val="-962072864"/>
                 <w:tag w:val="goog_rdk_17"/>
               </w:sdtPr>
               <w:sdtContent>
@@ -16617,7 +16617,7 @@
             </w:pPr>
             <w:sdt>
               <w:sdtPr>
-                <w:id w:val="-174664378"/>
+                <w:id w:val="-480501361"/>
                 <w:tag w:val="goog_rdk_18"/>
               </w:sdtPr>
               <w:sdtContent>
@@ -16801,7 +16801,7 @@
             </w:pPr>
             <w:sdt>
               <w:sdtPr>
-                <w:id w:val="-1500631042"/>
+                <w:id w:val="-207409747"/>
                 <w:tag w:val="goog_rdk_19"/>
               </w:sdtPr>
               <w:sdtContent>
@@ -16998,7 +16998,7 @@
             </w:pPr>
             <w:sdt>
               <w:sdtPr>
-                <w:id w:val="-584395933"/>
+                <w:id w:val="2100589181"/>
                 <w:tag w:val="goog_rdk_20"/>
               </w:sdtPr>
               <w:sdtContent>
@@ -17225,7 +17225,7 @@
             </w:pPr>
             <w:sdt>
               <w:sdtPr>
-                <w:id w:val="-1608757593"/>
+                <w:id w:val="774604804"/>
                 <w:tag w:val="goog_rdk_21"/>
               </w:sdtPr>
               <w:sdtContent>
@@ -17394,7 +17394,7 @@
             </w:pPr>
             <w:sdt>
               <w:sdtPr>
-                <w:id w:val="1316901754"/>
+                <w:id w:val="-520027373"/>
                 <w:tag w:val="goog_rdk_22"/>
               </w:sdtPr>
               <w:sdtContent>
@@ -17593,7 +17593,7 @@
             </w:pPr>
             <w:sdt>
               <w:sdtPr>
-                <w:id w:val="1492343232"/>
+                <w:id w:val="725263724"/>
                 <w:tag w:val="goog_rdk_23"/>
               </w:sdtPr>
               <w:sdtContent>
@@ -17635,7 +17635,7 @@
             </w:pPr>
             <w:sdt>
               <w:sdtPr>
-                <w:id w:val="1248970175"/>
+                <w:id w:val="1754433342"/>
                 <w:tag w:val="goog_rdk_24"/>
               </w:sdtPr>
               <w:sdtContent>
@@ -17677,7 +17677,7 @@
             </w:pPr>
             <w:sdt>
               <w:sdtPr>
-                <w:id w:val="-726489919"/>
+                <w:id w:val="-530442202"/>
                 <w:tag w:val="goog_rdk_25"/>
               </w:sdtPr>
               <w:sdtContent>
@@ -17818,7 +17818,7 @@
             </w:pPr>
             <w:sdt>
               <w:sdtPr>
-                <w:id w:val="2068598511"/>
+                <w:id w:val="-1304585160"/>
                 <w:tag w:val="goog_rdk_26"/>
               </w:sdtPr>
               <w:sdtContent>
@@ -17861,7 +17861,7 @@
             </w:pPr>
             <w:sdt>
               <w:sdtPr>
-                <w:id w:val="-1434999614"/>
+                <w:id w:val="1613412718"/>
                 <w:tag w:val="goog_rdk_27"/>
               </w:sdtPr>
               <w:sdtContent>
@@ -17904,7 +17904,7 @@
             </w:pPr>
             <w:sdt>
               <w:sdtPr>
-                <w:id w:val="678856088"/>
+                <w:id w:val="888216432"/>
                 <w:tag w:val="goog_rdk_28"/>
               </w:sdtPr>
               <w:sdtContent>
@@ -18129,7 +18129,7 @@
             </w:pPr>
             <w:sdt>
               <w:sdtPr>
-                <w:id w:val="1164819996"/>
+                <w:id w:val="2045246808"/>
                 <w:tag w:val="goog_rdk_29"/>
               </w:sdtPr>
               <w:sdtContent>
@@ -18329,7 +18329,7 @@
             </w:pPr>
             <w:sdt>
               <w:sdtPr>
-                <w:id w:val="1224704433"/>
+                <w:id w:val="2126760237"/>
                 <w:tag w:val="goog_rdk_30"/>
               </w:sdtPr>
               <w:sdtContent>
@@ -18568,7 +18568,7 @@
             </w:pPr>
             <w:sdt>
               <w:sdtPr>
-                <w:id w:val="90614204"/>
+                <w:id w:val="-1506157545"/>
                 <w:tag w:val="goog_rdk_31"/>
               </w:sdtPr>
               <w:sdtContent>
@@ -18710,7 +18710,7 @@
             </w:pPr>
             <w:sdt>
               <w:sdtPr>
-                <w:id w:val="-409281904"/>
+                <w:id w:val="818420031"/>
                 <w:tag w:val="goog_rdk_32"/>
               </w:sdtPr>
               <w:sdtContent>
@@ -18964,7 +18964,7 @@
             </w:pPr>
             <w:sdt>
               <w:sdtPr>
-                <w:id w:val="1535424552"/>
+                <w:id w:val="-1978851927"/>
                 <w:tag w:val="goog_rdk_33"/>
               </w:sdtPr>
               <w:sdtContent>
@@ -19118,7 +19118,7 @@
             </w:pPr>
             <w:sdt>
               <w:sdtPr>
-                <w:id w:val="881622577"/>
+                <w:id w:val="-1666450851"/>
                 <w:tag w:val="goog_rdk_34"/>
               </w:sdtPr>
               <w:sdtContent>
@@ -19160,7 +19160,7 @@
             </w:pPr>
             <w:sdt>
               <w:sdtPr>
-                <w:id w:val="-539986809"/>
+                <w:id w:val="-2037178344"/>
                 <w:tag w:val="goog_rdk_35"/>
               </w:sdtPr>
               <w:sdtContent>
@@ -19387,7 +19387,7 @@
             </w:pPr>
             <w:sdt>
               <w:sdtPr>
-                <w:id w:val="-102662217"/>
+                <w:id w:val="-694822051"/>
                 <w:tag w:val="goog_rdk_36"/>
               </w:sdtPr>
               <w:sdtContent>
@@ -20362,12 +20362,12 @@
           <wp:inline distB="114300" distT="114300" distL="114300" distR="114300">
             <wp:extent cx="5505450" cy="2705100"/>
             <wp:effectExtent b="0" l="0" r="0" t="0"/>
-            <wp:docPr id="16" name="image20.png"/>
+            <wp:docPr id="16" name="image9.png"/>
             <a:graphic>
               <a:graphicData uri="http://schemas.openxmlformats.org/drawingml/2006/picture">
                 <pic:pic>
                   <pic:nvPicPr>
-                    <pic:cNvPr id="0" name="image20.png"/>
+                    <pic:cNvPr id="0" name="image9.png"/>
                     <pic:cNvPicPr preferRelativeResize="0"/>
                   </pic:nvPicPr>
                   <pic:blipFill>
@@ -21730,12 +21730,12 @@
           <wp:inline distB="114300" distT="114300" distL="114300" distR="114300">
             <wp:extent cx="5731200" cy="3124200"/>
             <wp:effectExtent b="0" l="0" r="0" t="0"/>
-            <wp:docPr id="17" name="image10.png"/>
+            <wp:docPr id="17" name="image7.png"/>
             <a:graphic>
               <a:graphicData uri="http://schemas.openxmlformats.org/drawingml/2006/picture">
                 <pic:pic>
                   <pic:nvPicPr>
-                    <pic:cNvPr id="0" name="image10.png"/>
+                    <pic:cNvPr id="0" name="image7.png"/>
                     <pic:cNvPicPr preferRelativeResize="0"/>
                   </pic:nvPicPr>
                   <pic:blipFill>
@@ -23080,7 +23080,7 @@
         <w:rPr>
           <w:rtl w:val="0"/>
         </w:rPr>
-        <w:t xml:space="preserve">Valid terminal states: succeeded, refund_completed. Refund là lifecycle riêng được trigger bởi OrderCancelled — succeeded vẫn là terminal cho payment, refund_initiated/refund_completed là trạng thái mớ rộng. failed có thể retry (quay về pending) tối đa 3 lần.</w:t>
+        <w:t xml:space="preserve">Valid terminal states: succeeded, refund_completed. Refund là lifecycle riêng được trigger bởi OrderCancelled — succeeded vẫn là terminal cho payment, refund_initiated/refund_completed là trạng thái mở rộng. failed có thể retry (quay về pending) tối đa 3 lần.</w:t>
       </w:r>
     </w:p>
     <w:p>
@@ -23094,12 +23094,12 @@
           <wp:inline distB="114300" distT="114300" distL="114300" distR="114300">
             <wp:extent cx="5731200" cy="2882900"/>
             <wp:effectExtent b="0" l="0" r="0" t="0"/>
-            <wp:docPr id="18" name="image9.png"/>
+            <wp:docPr id="18" name="image14.png"/>
             <a:graphic>
               <a:graphicData uri="http://schemas.openxmlformats.org/drawingml/2006/picture">
                 <pic:pic>
                   <pic:nvPicPr>
-                    <pic:cNvPr id="0" name="image9.png"/>
+                    <pic:cNvPr id="0" name="image14.png"/>
                     <pic:cNvPicPr preferRelativeResize="0"/>
                   </pic:nvPicPr>
                   <pic:blipFill>
@@ -23845,12 +23845,12 @@
           <wp:inline distB="114300" distT="114300" distL="114300" distR="114300">
             <wp:extent cx="5731200" cy="3136900"/>
             <wp:effectExtent b="0" l="0" r="0" t="0"/>
-            <wp:docPr id="19" name="image13.png"/>
+            <wp:docPr id="19" name="image10.png"/>
             <a:graphic>
               <a:graphicData uri="http://schemas.openxmlformats.org/drawingml/2006/picture">
                 <pic:pic>
                   <pic:nvPicPr>
-                    <pic:cNvPr id="0" name="image13.png"/>
+                    <pic:cNvPr id="0" name="image10.png"/>
                     <pic:cNvPicPr preferRelativeResize="0"/>
                   </pic:nvPicPr>
                   <pic:blipFill>
@@ -24387,7 +24387,7 @@
             </w:pPr>
             <w:sdt>
               <w:sdtPr>
-                <w:id w:val="-1842910675"/>
+                <w:id w:val="-1834521774"/>
                 <w:tag w:val="goog_rdk_37"/>
               </w:sdtPr>
               <w:sdtContent>
@@ -24431,7 +24431,7 @@
             </w:pPr>
             <w:sdt>
               <w:sdtPr>
-                <w:id w:val="-358398302"/>
+                <w:id w:val="655319184"/>
                 <w:tag w:val="goog_rdk_38"/>
               </w:sdtPr>
               <w:sdtContent>
@@ -24475,7 +24475,7 @@
             </w:pPr>
             <w:sdt>
               <w:sdtPr>
-                <w:id w:val="193598485"/>
+                <w:id w:val="-1163221465"/>
                 <w:tag w:val="goog_rdk_39"/>
               </w:sdtPr>
               <w:sdtContent>
@@ -24519,7 +24519,7 @@
             </w:pPr>
             <w:sdt>
               <w:sdtPr>
-                <w:id w:val="1487192205"/>
+                <w:id w:val="-790528398"/>
                 <w:tag w:val="goog_rdk_40"/>
               </w:sdtPr>
               <w:sdtContent>
@@ -24563,7 +24563,7 @@
             </w:pPr>
             <w:sdt>
               <w:sdtPr>
-                <w:id w:val="-1599391727"/>
+                <w:id w:val="-1270891044"/>
                 <w:tag w:val="goog_rdk_41"/>
               </w:sdtPr>
               <w:sdtContent>
@@ -24607,7 +24607,7 @@
             </w:pPr>
             <w:sdt>
               <w:sdtPr>
-                <w:id w:val="73365107"/>
+                <w:id w:val="-858987007"/>
                 <w:tag w:val="goog_rdk_42"/>
               </w:sdtPr>
               <w:sdtContent>
@@ -24950,7 +24950,7 @@
             </w:pPr>
             <w:sdt>
               <w:sdtPr>
-                <w:id w:val="738407251"/>
+                <w:id w:val="-1664001016"/>
                 <w:tag w:val="goog_rdk_43"/>
               </w:sdtPr>
               <w:sdtContent>
@@ -25215,7 +25215,7 @@
             </w:pPr>
             <w:sdt>
               <w:sdtPr>
-                <w:id w:val="-514806238"/>
+                <w:id w:val="1548026956"/>
                 <w:tag w:val="goog_rdk_44"/>
               </w:sdtPr>
               <w:sdtContent>
@@ -25258,7 +25258,7 @@
             </w:pPr>
             <w:sdt>
               <w:sdtPr>
-                <w:id w:val="-120719291"/>
+                <w:id w:val="965932437"/>
                 <w:tag w:val="goog_rdk_45"/>
               </w:sdtPr>
               <w:sdtContent>
@@ -25486,7 +25486,7 @@
             </w:pPr>
             <w:sdt>
               <w:sdtPr>
-                <w:id w:val="497351190"/>
+                <w:id w:val="-2080179866"/>
                 <w:tag w:val="goog_rdk_46"/>
               </w:sdtPr>
               <w:sdtContent>
@@ -25530,7 +25530,7 @@
             </w:pPr>
             <w:sdt>
               <w:sdtPr>
-                <w:id w:val="-1316829183"/>
+                <w:id w:val="1997671475"/>
                 <w:tag w:val="goog_rdk_47"/>
               </w:sdtPr>
               <w:sdtContent>
@@ -25574,7 +25574,7 @@
             </w:pPr>
             <w:sdt>
               <w:sdtPr>
-                <w:id w:val="1879235418"/>
+                <w:id w:val="-1297528922"/>
                 <w:tag w:val="goog_rdk_48"/>
               </w:sdtPr>
               <w:sdtContent>
@@ -25769,7 +25769,7 @@
             </w:pPr>
             <w:sdt>
               <w:sdtPr>
-                <w:id w:val="532735553"/>
+                <w:id w:val="-626953023"/>
                 <w:tag w:val="goog_rdk_49"/>
               </w:sdtPr>
               <w:sdtContent>
@@ -25812,7 +25812,7 @@
             </w:pPr>
             <w:sdt>
               <w:sdtPr>
-                <w:id w:val="2016106570"/>
+                <w:id w:val="369633369"/>
                 <w:tag w:val="goog_rdk_50"/>
               </w:sdtPr>
               <w:sdtContent>
@@ -25855,7 +25855,7 @@
             </w:pPr>
             <w:sdt>
               <w:sdtPr>
-                <w:id w:val="1503448576"/>
+                <w:id w:val="-1842235055"/>
                 <w:tag w:val="goog_rdk_51"/>
               </w:sdtPr>
               <w:sdtContent>
@@ -25898,7 +25898,7 @@
             </w:pPr>
             <w:sdt>
               <w:sdtPr>
-                <w:id w:val="-651055043"/>
+                <w:id w:val="-1508000737"/>
                 <w:tag w:val="goog_rdk_52"/>
               </w:sdtPr>
               <w:sdtContent>
@@ -26058,7 +26058,7 @@
             </w:pPr>
             <w:sdt>
               <w:sdtPr>
-                <w:id w:val="-856839774"/>
+                <w:id w:val="-1664686978"/>
                 <w:tag w:val="goog_rdk_53"/>
               </w:sdtPr>
               <w:sdtContent>
@@ -26102,7 +26102,7 @@
             </w:pPr>
             <w:sdt>
               <w:sdtPr>
-                <w:id w:val="-59143627"/>
+                <w:id w:val="1726777807"/>
                 <w:tag w:val="goog_rdk_54"/>
               </w:sdtPr>
               <w:sdtContent>
@@ -26146,7 +26146,7 @@
             </w:pPr>
             <w:sdt>
               <w:sdtPr>
-                <w:id w:val="-1661791040"/>
+                <w:id w:val="-2014490499"/>
                 <w:tag w:val="goog_rdk_55"/>
               </w:sdtPr>
               <w:sdtContent>
@@ -26190,7 +26190,7 @@
             </w:pPr>
             <w:sdt>
               <w:sdtPr>
-                <w:id w:val="633161992"/>
+                <w:id w:val="888537719"/>
                 <w:tag w:val="goog_rdk_56"/>
               </w:sdtPr>
               <w:sdtContent>
@@ -26234,7 +26234,7 @@
             </w:pPr>
             <w:sdt>
               <w:sdtPr>
-                <w:id w:val="1705470019"/>
+                <w:id w:val="-1433121927"/>
                 <w:tag w:val="goog_rdk_57"/>
               </w:sdtPr>
               <w:sdtContent>
@@ -26311,12 +26311,12 @@
           <wp:inline distB="114300" distT="114300" distL="114300" distR="114300">
             <wp:extent cx="5724690" cy="2250821"/>
             <wp:effectExtent b="0" l="0" r="0" t="0"/>
-            <wp:docPr id="20" name="image4.png"/>
+            <wp:docPr id="20" name="image20.png"/>
             <a:graphic>
               <a:graphicData uri="http://schemas.openxmlformats.org/drawingml/2006/picture">
                 <pic:pic>
                   <pic:nvPicPr>
-                    <pic:cNvPr id="0" name="image4.png"/>
+                    <pic:cNvPr id="0" name="image20.png"/>
                     <pic:cNvPicPr preferRelativeResize="0"/>
                   </pic:nvPicPr>
                   <pic:blipFill>
@@ -27397,12 +27397,12 @@
           <wp:inline distB="114300" distT="114300" distL="114300" distR="114300">
             <wp:extent cx="5662613" cy="2866698"/>
             <wp:effectExtent b="0" l="0" r="0" t="0"/>
-            <wp:docPr id="21" name="image18.png"/>
+            <wp:docPr id="21" name="image17.png"/>
             <a:graphic>
               <a:graphicData uri="http://schemas.openxmlformats.org/drawingml/2006/picture">
                 <pic:pic>
                   <pic:nvPicPr>
-                    <pic:cNvPr id="0" name="image18.png"/>
+                    <pic:cNvPr id="0" name="image17.png"/>
                     <pic:cNvPicPr preferRelativeResize="0"/>
                   </pic:nvPicPr>
                   <pic:blipFill>
@@ -28223,7 +28223,7 @@
             </w:pPr>
             <w:sdt>
               <w:sdtPr>
-                <w:id w:val="-1873517706"/>
+                <w:id w:val="-221382321"/>
                 <w:tag w:val="goog_rdk_58"/>
               </w:sdtPr>
               <w:sdtContent>
@@ -28641,12 +28641,12 @@
           <wp:inline distB="114300" distT="114300" distL="114300" distR="114300">
             <wp:extent cx="5658860" cy="1652588"/>
             <wp:effectExtent b="0" l="0" r="0" t="0"/>
-            <wp:docPr id="22" name="image14.png"/>
+            <wp:docPr id="22" name="image18.png"/>
             <a:graphic>
               <a:graphicData uri="http://schemas.openxmlformats.org/drawingml/2006/picture">
                 <pic:pic>
                   <pic:nvPicPr>
-                    <pic:cNvPr id="0" name="image14.png"/>
+                    <pic:cNvPr id="0" name="image18.png"/>
                     <pic:cNvPicPr preferRelativeResize="0"/>
                   </pic:nvPicPr>
                   <pic:blipFill>
@@ -29629,12 +29629,12 @@
           <wp:inline distB="114300" distT="114300" distL="114300" distR="114300">
             <wp:extent cx="5734321" cy="1227751"/>
             <wp:effectExtent b="0" l="0" r="0" t="0"/>
-            <wp:docPr id="1" name="image3.png"/>
+            <wp:docPr id="1" name="image11.png"/>
             <a:graphic>
               <a:graphicData uri="http://schemas.openxmlformats.org/drawingml/2006/picture">
                 <pic:pic>
                   <pic:nvPicPr>
-                    <pic:cNvPr id="0" name="image3.png"/>
+                    <pic:cNvPr id="0" name="image11.png"/>
                     <pic:cNvPicPr preferRelativeResize="0"/>
                   </pic:nvPicPr>
                   <pic:blipFill>
@@ -29992,7 +29992,7 @@
             </w:pPr>
             <w:sdt>
               <w:sdtPr>
-                <w:id w:val="-1567417799"/>
+                <w:id w:val="-456219568"/>
                 <w:tag w:val="goog_rdk_59"/>
               </w:sdtPr>
               <w:sdtContent>
@@ -30743,12 +30743,12 @@
           <wp:inline distB="114300" distT="114300" distL="114300" distR="114300">
             <wp:extent cx="5693832" cy="1471774"/>
             <wp:effectExtent b="0" l="0" r="0" t="0"/>
-            <wp:docPr id="2" name="image16.png"/>
+            <wp:docPr id="2" name="image12.png"/>
             <a:graphic>
               <a:graphicData uri="http://schemas.openxmlformats.org/drawingml/2006/picture">
                 <pic:pic>
                   <pic:nvPicPr>
-                    <pic:cNvPr id="0" name="image16.png"/>
+                    <pic:cNvPr id="0" name="image12.png"/>
                     <pic:cNvPicPr preferRelativeResize="0"/>
                   </pic:nvPicPr>
                   <pic:blipFill>
